--- a/AQZServer/x3安全桩配置文件说明.docx
+++ b/AQZServer/x3安全桩配置文件说明.docx
@@ -296,6 +296,55 @@
     <w:p>
       <w:pPr>
         <w:rPr>
+          <w:rFonts w:hint="eastAsia"/>
+          <w:color w:val="588E32" w:themeColor="accent4" w:themeShade="BF"/>
+          <w:lang w:val="en-US" w:eastAsia="zh-CN"/>
+        </w:rPr>
+      </w:pPr>
+      <w:r>
+        <w:rPr>
+          <w:rFonts w:hint="eastAsia"/>
+        </w:rPr>
+        <w:tab/>
+      </w:r>
+      <w:r>
+        <w:rPr>
+          <w:rFonts w:hint="eastAsia"/>
+        </w:rPr>
+        <w:t>"back2DefaultProgramTime":</w:t>
+      </w:r>
+      <w:r>
+        <w:rPr>
+          <w:rFonts w:hint="default"/>
+          <w:lang w:val="en-US"/>
+        </w:rPr>
+        <w:t>5</w:t>
+      </w:r>
+      <w:r>
+        <w:rPr>
+          <w:rFonts w:hint="eastAsia"/>
+        </w:rPr>
+        <w:t>,</w:t>
+      </w:r>
+      <w:r>
+        <w:rPr>
+          <w:rFonts w:hint="default"/>
+          <w:lang w:val="en-US"/>
+        </w:rPr>
+        <w:tab/>
+      </w:r>
+      <w:r>
+        <w:rPr>
+          <w:rFonts w:hint="eastAsia"/>
+          <w:color w:val="588E32" w:themeColor="accent4" w:themeShade="BF"/>
+          <w:lang w:val="en-US" w:eastAsia="zh-CN"/>
+        </w:rPr>
+        <w:t>// 回到默认节目需要的时间(s)</w:t>
+      </w:r>
+    </w:p>
+    <w:p>
+      <w:pPr>
+        <w:rPr>
           <w:rFonts w:hint="default" w:eastAsiaTheme="minorEastAsia"/>
           <w:lang w:val="en-US" w:eastAsia="zh-CN"/>
         </w:rPr>
@@ -303,34 +352,138 @@
       <w:r>
         <w:rPr>
           <w:rFonts w:hint="eastAsia"/>
-        </w:rPr>
-        <w:tab/>
-      </w:r>
-      <w:r>
-        <w:rPr>
-          <w:rFonts w:hint="eastAsia"/>
-        </w:rPr>
-        <w:t>"back2DefaultProgramTime":</w:t>
-      </w:r>
-      <w:r>
-        <w:rPr>
-          <w:rFonts w:hint="default"/>
-          <w:lang w:val="en-US"/>
-        </w:rPr>
-        <w:t>5</w:t>
-      </w:r>
-      <w:r>
-        <w:rPr>
-          <w:rFonts w:hint="eastAsia"/>
-        </w:rPr>
-        <w:t>,</w:t>
-      </w:r>
-      <w:r>
-        <w:rPr>
-          <w:rFonts w:hint="default"/>
-          <w:lang w:val="en-US"/>
-        </w:rPr>
-        <w:tab/>
+          <w:lang w:val="en-US" w:eastAsia="zh-CN"/>
+        </w:rPr>
+        <w:tab/>
+      </w:r>
+      <w:r>
+        <w:rPr>
+          <w:rFonts w:hint="eastAsia"/>
+          <w:lang w:val="en-US" w:eastAsia="zh-CN"/>
+        </w:rPr>
+        <w:t>"speedingAudioId":0,</w:t>
+      </w:r>
+      <w:r>
+        <w:rPr>
+          <w:rFonts w:hint="default"/>
+          <w:lang w:val="en-US" w:eastAsia="zh-CN"/>
+        </w:rPr>
+        <w:tab/>
+        <w:t/>
+      </w:r>
+      <w:r>
+        <w:rPr>
+          <w:rFonts w:hint="default"/>
+          <w:lang w:val="en-US" w:eastAsia="zh-CN"/>
+        </w:rPr>
+        <w:tab/>
+        <w:t/>
+      </w:r>
+      <w:r>
+        <w:rPr>
+          <w:rFonts w:hint="default"/>
+          <w:lang w:val="en-US" w:eastAsia="zh-CN"/>
+        </w:rPr>
+        <w:tab/>
+      </w:r>
+      <w:r>
+        <w:rPr>
+          <w:rFonts w:hint="eastAsia"/>
+          <w:color w:val="588E32" w:themeColor="accent4" w:themeShade="BF"/>
+          <w:lang w:val="en-US" w:eastAsia="zh-CN"/>
+        </w:rPr>
+        <w:t>// 超速语音节目下标</w:t>
+      </w:r>
+    </w:p>
+    <w:p>
+      <w:pPr>
+        <w:rPr>
+          <w:rFonts w:hint="default"/>
+          <w:lang w:val="en-US" w:eastAsia="zh-CN"/>
+        </w:rPr>
+      </w:pPr>
+      <w:r>
+        <w:rPr>
+          <w:rFonts w:hint="eastAsia"/>
+          <w:lang w:val="en-US" w:eastAsia="zh-CN"/>
+        </w:rPr>
+        <w:tab/>
+      </w:r>
+      <w:r>
+        <w:rPr>
+          <w:rFonts w:hint="eastAsia"/>
+          <w:lang w:val="en-US" w:eastAsia="zh-CN"/>
+        </w:rPr>
+        <w:t xml:space="preserve">"speedingAudioIdTimes":999999, </w:t>
+      </w:r>
+      <w:r>
+        <w:rPr>
+          <w:rFonts w:hint="eastAsia"/>
+          <w:color w:val="588E32" w:themeColor="accent4" w:themeShade="BF"/>
+          <w:lang w:val="en-US" w:eastAsia="zh-CN"/>
+        </w:rPr>
+        <w:t>// 超速语音节目播放次数</w:t>
+      </w:r>
+    </w:p>
+    <w:p>
+      <w:pPr>
+        <w:rPr>
+          <w:rFonts w:hint="default"/>
+          <w:lang w:val="en-US" w:eastAsia="zh-CN"/>
+        </w:rPr>
+      </w:pPr>
+      <w:r>
+        <w:rPr>
+          <w:rFonts w:hint="eastAsia"/>
+          <w:lang w:val="en-US" w:eastAsia="zh-CN"/>
+        </w:rPr>
+        <w:tab/>
+      </w:r>
+      <w:r>
+        <w:rPr>
+          <w:rFonts w:hint="eastAsia"/>
+          <w:lang w:val="en-US" w:eastAsia="zh-CN"/>
+        </w:rPr>
+        <w:t>"luraAudioId":1,</w:t>
+      </w:r>
+      <w:r>
+        <w:rPr>
+          <w:rFonts w:hint="eastAsia"/>
+          <w:lang w:val="en-US" w:eastAsia="zh-CN"/>
+        </w:rPr>
+        <w:tab/>
+        <w:t/>
+      </w:r>
+      <w:r>
+        <w:rPr>
+          <w:rFonts w:hint="eastAsia"/>
+          <w:lang w:val="en-US" w:eastAsia="zh-CN"/>
+        </w:rPr>
+        <w:tab/>
+        <w:t/>
+      </w:r>
+      <w:r>
+        <w:rPr>
+          <w:rFonts w:hint="eastAsia"/>
+          <w:lang w:val="en-US" w:eastAsia="zh-CN"/>
+        </w:rPr>
+        <w:tab/>
+        <w:t/>
+      </w:r>
+      <w:r>
+        <w:rPr>
+          <w:rFonts w:hint="eastAsia"/>
+          <w:lang w:val="en-US" w:eastAsia="zh-CN"/>
+        </w:rPr>
+        <w:tab/>
+      </w:r>
+      <w:r>
+        <w:rPr>
+          <w:rFonts w:hint="eastAsia"/>
+          <w:color w:val="588E32" w:themeColor="accent4" w:themeShade="BF"/>
+          <w:lang w:val="en-US" w:eastAsia="zh-CN"/>
+        </w:rPr>
+        <w:t>// lura激活</w:t>
       </w:r>
       <w:bookmarkStart w:id="0" w:name="_GoBack"/>
       <w:bookmarkEnd w:id="0"/>
@@ -340,7 +493,172 @@
           <w:color w:val="588E32" w:themeColor="accent4" w:themeShade="BF"/>
           <w:lang w:val="en-US" w:eastAsia="zh-CN"/>
         </w:rPr>
-        <w:t>// 回到默认节目需要的时间(s)</w:t>
+        <w:t>语音节目下标</w:t>
+      </w:r>
+    </w:p>
+    <w:p>
+      <w:pPr>
+        <w:rPr>
+          <w:rFonts w:hint="default"/>
+          <w:lang w:val="en-US" w:eastAsia="zh-CN"/>
+        </w:rPr>
+      </w:pPr>
+      <w:r>
+        <w:rPr>
+          <w:rFonts w:hint="eastAsia"/>
+          <w:lang w:val="en-US" w:eastAsia="zh-CN"/>
+        </w:rPr>
+        <w:tab/>
+      </w:r>
+      <w:r>
+        <w:rPr>
+          <w:rFonts w:hint="eastAsia"/>
+          <w:lang w:val="en-US" w:eastAsia="zh-CN"/>
+        </w:rPr>
+        <w:t xml:space="preserve">"luraAudioIdTimes":999999,     </w:t>
+      </w:r>
+      <w:r>
+        <w:rPr>
+          <w:rFonts w:hint="eastAsia"/>
+          <w:color w:val="588E32" w:themeColor="accent4" w:themeShade="BF"/>
+          <w:lang w:val="en-US" w:eastAsia="zh-CN"/>
+        </w:rPr>
+        <w:t>// lura激活语音节目播放次数</w:t>
+      </w:r>
+    </w:p>
+    <w:p>
+      <w:pPr>
+        <w:rPr>
+          <w:rFonts w:hint="default" w:eastAsiaTheme="minorEastAsia"/>
+          <w:color w:val="588E32" w:themeColor="accent4" w:themeShade="BF"/>
+          <w:lang w:val="en-US" w:eastAsia="zh-CN"/>
+        </w:rPr>
+      </w:pPr>
+      <w:r>
+        <w:rPr>
+          <w:rFonts w:hint="eastAsia"/>
+          <w:color w:val="588E32" w:themeColor="accent4" w:themeShade="BF"/>
+          <w:lang w:val="en-US" w:eastAsia="zh-CN"/>
+        </w:rPr>
+        <w:tab/>
+      </w:r>
+      <w:r>
+        <w:rPr>
+          <w:rFonts w:hint="eastAsia"/>
+          <w:lang w:val="en-US" w:eastAsia="zh-CN"/>
+        </w:rPr>
+        <w:t>"speedingAudioId":0,</w:t>
+      </w:r>
+      <w:r>
+        <w:rPr>
+          <w:rFonts w:hint="default"/>
+          <w:color w:val="588E32" w:themeColor="accent4" w:themeShade="BF"/>
+          <w:lang w:val="en-US" w:eastAsia="zh-CN"/>
+        </w:rPr>
+        <w:tab/>
+      </w:r>
+      <w:r>
+        <w:rPr>
+          <w:rFonts w:hint="default"/>
+          <w:color w:val="588E32" w:themeColor="accent4" w:themeShade="BF"/>
+          <w:lang w:val="en-US" w:eastAsia="zh-CN"/>
+        </w:rPr>
+        <w:tab/>
+      </w:r>
+      <w:r>
+        <w:rPr>
+          <w:rFonts w:hint="default"/>
+          <w:color w:val="588E32" w:themeColor="accent4" w:themeShade="BF"/>
+          <w:lang w:val="en-US" w:eastAsia="zh-CN"/>
+        </w:rPr>
+        <w:tab/>
+      </w:r>
+      <w:r>
+        <w:rPr>
+          <w:rFonts w:hint="default"/>
+          <w:color w:val="588E32" w:themeColor="accent4" w:themeShade="BF"/>
+          <w:lang w:val="en-US" w:eastAsia="zh-CN"/>
+        </w:rPr>
+        <w:t xml:space="preserve">// </w:t>
+      </w:r>
+      <w:r>
+        <w:rPr>
+          <w:rFonts w:hint="eastAsia"/>
+          <w:color w:val="588E32" w:themeColor="accent4" w:themeShade="BF"/>
+          <w:lang w:val="en-US" w:eastAsia="zh-CN"/>
+        </w:rPr>
+        <w:t>超速节目播放的音频下标</w:t>
+      </w:r>
+    </w:p>
+    <w:p>
+      <w:pPr>
+        <w:rPr>
+          <w:rFonts w:hint="default" w:eastAsiaTheme="minorEastAsia"/>
+          <w:lang w:val="en-US" w:eastAsia="zh-CN"/>
+        </w:rPr>
+      </w:pPr>
+      <w:r>
+        <w:rPr>
+          <w:rFonts w:hint="eastAsia"/>
+          <w:color w:val="588E32" w:themeColor="accent4" w:themeShade="BF"/>
+          <w:lang w:val="en-US" w:eastAsia="zh-CN"/>
+        </w:rPr>
+        <w:tab/>
+      </w:r>
+      <w:r>
+        <w:rPr>
+          <w:rFonts w:hint="eastAsia"/>
+          <w:lang w:val="en-US" w:eastAsia="zh-CN"/>
+        </w:rPr>
+        <w:t>"luraAudioId":1,</w:t>
+      </w:r>
+      <w:r>
+        <w:rPr>
+          <w:rFonts w:hint="eastAsia"/>
+          <w:color w:val="588E32" w:themeColor="accent4" w:themeShade="BF"/>
+          <w:lang w:val="en-US" w:eastAsia="zh-CN"/>
+        </w:rPr>
+        <w:tab/>
+      </w:r>
+      <w:r>
+        <w:rPr>
+          <w:rFonts w:hint="eastAsia"/>
+          <w:color w:val="588E32" w:themeColor="accent4" w:themeShade="BF"/>
+          <w:lang w:val="en-US" w:eastAsia="zh-CN"/>
+        </w:rPr>
+        <w:tab/>
+      </w:r>
+      <w:r>
+        <w:rPr>
+          <w:rFonts w:hint="eastAsia"/>
+          <w:color w:val="588E32" w:themeColor="accent4" w:themeShade="BF"/>
+          <w:lang w:val="en-US" w:eastAsia="zh-CN"/>
+        </w:rPr>
+        <w:tab/>
+      </w:r>
+      <w:r>
+        <w:rPr>
+          <w:rFonts w:hint="eastAsia"/>
+          <w:color w:val="588E32" w:themeColor="accent4" w:themeShade="BF"/>
+          <w:lang w:val="en-US" w:eastAsia="zh-CN"/>
+        </w:rPr>
+        <w:tab/>
+      </w:r>
+      <w:r>
+        <w:rPr>
+          <w:rFonts w:hint="default"/>
+          <w:color w:val="588E32" w:themeColor="accent4" w:themeShade="BF"/>
+          <w:lang w:val="en-US" w:eastAsia="zh-CN"/>
+        </w:rPr>
+        <w:t xml:space="preserve">// </w:t>
+      </w:r>
+      <w:r>
+        <w:rPr>
+          <w:rFonts w:hint="eastAsia"/>
+          <w:color w:val="588E32" w:themeColor="accent4" w:themeShade="BF"/>
+          <w:lang w:val="en-US" w:eastAsia="zh-CN"/>
+        </w:rPr>
+        <w:t>lura激活节目播放的音频下标</w:t>
       </w:r>
     </w:p>
     <w:p>
@@ -1739,6 +2057,150 @@
     <w:p>
       <w:pPr>
         <w:rPr>
+          <w:rFonts w:hint="eastAsia"/>
+          <w:color w:val="588E32" w:themeColor="accent4" w:themeShade="BF"/>
+          <w:lang w:val="en-US" w:eastAsia="zh-CN"/>
+        </w:rPr>
+      </w:pPr>
+      <w:r>
+        <w:rPr>
+          <w:rFonts w:hint="eastAsia"/>
+        </w:rPr>
+        <w:tab/>
+      </w:r>
+      <w:r>
+        <w:rPr>
+          <w:rFonts w:hint="eastAsia"/>
+        </w:rPr>
+        <w:t>"I2CManager":{</w:t>
+      </w:r>
+      <w:r>
+        <w:rPr>
+          <w:rFonts w:hint="eastAsia"/>
+          <w:lang w:val="en-US" w:eastAsia="zh-CN"/>
+        </w:rPr>
+        <w:tab/>
+      </w:r>
+      <w:r>
+        <w:rPr>
+          <w:rFonts w:hint="eastAsia"/>
+          <w:lang w:val="en-US" w:eastAsia="zh-CN"/>
+        </w:rPr>
+        <w:tab/>
+      </w:r>
+      <w:r>
+        <w:rPr>
+          <w:rFonts w:hint="eastAsia"/>
+          <w:lang w:val="en-US" w:eastAsia="zh-CN"/>
+        </w:rPr>
+        <w:tab/>
+      </w:r>
+      <w:r>
+        <w:rPr>
+          <w:rFonts w:hint="eastAsia"/>
+          <w:lang w:val="en-US" w:eastAsia="zh-CN"/>
+        </w:rPr>
+        <w:tab/>
+      </w:r>
+      <w:r>
+        <w:rPr>
+          <w:rFonts w:hint="eastAsia"/>
+          <w:lang w:val="en-US" w:eastAsia="zh-CN"/>
+        </w:rPr>
+        <w:tab/>
+      </w:r>
+      <w:r>
+        <w:rPr>
+          <w:rFonts w:hint="eastAsia"/>
+          <w:color w:val="588E32" w:themeColor="accent4" w:themeShade="BF"/>
+          <w:lang w:val="en-US" w:eastAsia="zh-CN"/>
+        </w:rPr>
+        <w:t>// i2c模块.获取光敏和电压</w:t>
+      </w:r>
+    </w:p>
+    <w:p>
+      <w:pPr>
+        <w:rPr>
+          <w:rFonts w:hint="eastAsia"/>
+          <w:color w:val="588E32" w:themeColor="accent4" w:themeShade="BF"/>
+          <w:lang w:val="en-US" w:eastAsia="zh-CN"/>
+        </w:rPr>
+      </w:pPr>
+      <w:r>
+        <w:rPr>
+          <w:rFonts w:hint="eastAsia"/>
+          <w:color w:val="588E32" w:themeColor="accent4" w:themeShade="BF"/>
+          <w:lang w:val="en-US" w:eastAsia="zh-CN"/>
+        </w:rPr>
+        <w:tab/>
+      </w:r>
+      <w:r>
+        <w:rPr>
+          <w:rFonts w:hint="eastAsia"/>
+          <w:color w:val="588E32" w:themeColor="accent4" w:themeShade="BF"/>
+          <w:lang w:val="en-US" w:eastAsia="zh-CN"/>
+        </w:rPr>
+        <w:tab/>
+      </w:r>
+      <w:r>
+        <w:rPr>
+          <w:rFonts w:hint="eastAsia"/>
+          <w:lang w:val="en-US" w:eastAsia="zh-CN"/>
+        </w:rPr>
+        <w:t>"interval":5,</w:t>
+      </w:r>
+      <w:r>
+        <w:rPr>
+          <w:rFonts w:hint="eastAsia"/>
+          <w:color w:val="588E32" w:themeColor="accent4" w:themeShade="BF"/>
+          <w:lang w:val="en-US" w:eastAsia="zh-CN"/>
+        </w:rPr>
+        <w:tab/>
+      </w:r>
+      <w:r>
+        <w:rPr>
+          <w:rFonts w:hint="eastAsia"/>
+          <w:color w:val="588E32" w:themeColor="accent4" w:themeShade="BF"/>
+          <w:lang w:val="en-US" w:eastAsia="zh-CN"/>
+        </w:rPr>
+        <w:tab/>
+      </w:r>
+      <w:r>
+        <w:rPr>
+          <w:rFonts w:hint="eastAsia"/>
+          <w:color w:val="588E32" w:themeColor="accent4" w:themeShade="BF"/>
+          <w:lang w:val="en-US" w:eastAsia="zh-CN"/>
+        </w:rPr>
+        <w:tab/>
+      </w:r>
+      <w:r>
+        <w:rPr>
+          <w:rFonts w:hint="eastAsia"/>
+          <w:color w:val="588E32" w:themeColor="accent4" w:themeShade="BF"/>
+          <w:lang w:val="en-US" w:eastAsia="zh-CN"/>
+        </w:rPr>
+        <w:tab/>
+      </w:r>
+      <w:r>
+        <w:rPr>
+          <w:rFonts w:hint="eastAsia"/>
+          <w:color w:val="588E32" w:themeColor="accent4" w:themeShade="BF"/>
+          <w:lang w:val="en-US" w:eastAsia="zh-CN"/>
+        </w:rPr>
+        <w:tab/>
+      </w:r>
+      <w:r>
+        <w:rPr>
+          <w:rFonts w:hint="eastAsia"/>
+          <w:color w:val="588E32" w:themeColor="accent4" w:themeShade="BF"/>
+          <w:lang w:val="en-US" w:eastAsia="zh-CN"/>
+        </w:rPr>
+        <w:t>// 获取数据间隔(ms)</w:t>
+      </w:r>
+    </w:p>
+    <w:p>
+      <w:pPr>
+        <w:rPr>
           <w:rFonts w:hint="default"/>
           <w:lang w:val="en-US"/>
         </w:rPr>
@@ -1746,57 +2208,81 @@
       <w:r>
         <w:rPr>
           <w:rFonts w:hint="eastAsia"/>
-        </w:rPr>
-        <w:tab/>
-      </w:r>
-      <w:r>
-        <w:rPr>
-          <w:rFonts w:hint="eastAsia"/>
-        </w:rPr>
-        <w:t>"I2CManager":{</w:t>
-      </w:r>
-      <w:r>
-        <w:rPr>
-          <w:rFonts w:hint="eastAsia"/>
-          <w:lang w:val="en-US" w:eastAsia="zh-CN"/>
-        </w:rPr>
-        <w:tab/>
-      </w:r>
-      <w:r>
-        <w:rPr>
-          <w:rFonts w:hint="eastAsia"/>
-          <w:lang w:val="en-US" w:eastAsia="zh-CN"/>
-        </w:rPr>
-        <w:tab/>
-      </w:r>
-      <w:r>
-        <w:rPr>
-          <w:rFonts w:hint="eastAsia"/>
-          <w:lang w:val="en-US" w:eastAsia="zh-CN"/>
-        </w:rPr>
-        <w:tab/>
-      </w:r>
-      <w:r>
-        <w:rPr>
-          <w:rFonts w:hint="eastAsia"/>
-          <w:lang w:val="en-US" w:eastAsia="zh-CN"/>
-        </w:rPr>
-        <w:tab/>
-      </w:r>
-      <w:r>
-        <w:rPr>
-          <w:rFonts w:hint="eastAsia"/>
-          <w:lang w:val="en-US" w:eastAsia="zh-CN"/>
-        </w:rPr>
-        <w:tab/>
-      </w:r>
-      <w:r>
-        <w:rPr>
-          <w:rFonts w:hint="eastAsia"/>
-          <w:color w:val="588E32" w:themeColor="accent4" w:themeShade="BF"/>
-          <w:lang w:val="en-US" w:eastAsia="zh-CN"/>
-        </w:rPr>
-        <w:t>// i2c模块.获取光敏和电压</w:t>
+          <w:color w:val="588E32" w:themeColor="accent4" w:themeShade="BF"/>
+          <w:lang w:val="en-US" w:eastAsia="zh-CN"/>
+        </w:rPr>
+        <w:tab/>
+      </w:r>
+      <w:r>
+        <w:rPr>
+          <w:rFonts w:hint="eastAsia"/>
+          <w:color w:val="588E32" w:themeColor="accent4" w:themeShade="BF"/>
+          <w:lang w:val="en-US" w:eastAsia="zh-CN"/>
+        </w:rPr>
+        <w:tab/>
+      </w:r>
+      <w:r>
+        <w:rPr>
+          <w:rFonts w:hint="eastAsia"/>
+          <w:lang w:val="en-US" w:eastAsia="zh-CN"/>
+        </w:rPr>
+        <w:t>"times":36,</w:t>
+      </w:r>
+      <w:r>
+        <w:rPr>
+          <w:rFonts w:hint="eastAsia"/>
+          <w:color w:val="588E32" w:themeColor="accent4" w:themeShade="BF"/>
+          <w:lang w:val="en-US" w:eastAsia="zh-CN"/>
+        </w:rPr>
+        <w:tab/>
+      </w:r>
+      <w:r>
+        <w:rPr>
+          <w:rFonts w:hint="eastAsia"/>
+          <w:color w:val="588E32" w:themeColor="accent4" w:themeShade="BF"/>
+          <w:lang w:val="en-US" w:eastAsia="zh-CN"/>
+        </w:rPr>
+        <w:tab/>
+      </w:r>
+      <w:r>
+        <w:rPr>
+          <w:rFonts w:hint="eastAsia"/>
+          <w:color w:val="588E32" w:themeColor="accent4" w:themeShade="BF"/>
+          <w:lang w:val="en-US" w:eastAsia="zh-CN"/>
+        </w:rPr>
+        <w:tab/>
+      </w:r>
+      <w:r>
+        <w:rPr>
+          <w:rFonts w:hint="eastAsia"/>
+          <w:color w:val="588E32" w:themeColor="accent4" w:themeShade="BF"/>
+          <w:lang w:val="en-US" w:eastAsia="zh-CN"/>
+        </w:rPr>
+        <w:tab/>
+      </w:r>
+      <w:r>
+        <w:rPr>
+          <w:rFonts w:hint="eastAsia"/>
+          <w:color w:val="588E32" w:themeColor="accent4" w:themeShade="BF"/>
+          <w:lang w:val="en-US" w:eastAsia="zh-CN"/>
+        </w:rPr>
+        <w:tab/>
+      </w:r>
+      <w:r>
+        <w:rPr>
+          <w:rFonts w:hint="default"/>
+          <w:color w:val="588E32" w:themeColor="accent4" w:themeShade="BF"/>
+          <w:lang w:val="en-US" w:eastAsia="zh-CN"/>
+        </w:rPr>
+        <w:t xml:space="preserve">// </w:t>
+      </w:r>
+      <w:r>
+        <w:rPr>
+          <w:rFonts w:hint="eastAsia"/>
+          <w:color w:val="588E32" w:themeColor="accent4" w:themeShade="BF"/>
+          <w:lang w:val="en-US" w:eastAsia="zh-CN"/>
+        </w:rPr>
+        <w:t>用来平均亮度值的值的数量</w:t>
       </w:r>
     </w:p>
     <w:p>
@@ -1822,43 +2308,50 @@
         <w:rPr>
           <w:rFonts w:hint="eastAsia"/>
         </w:rPr>
-        <w:t>"interval":5000,</w:t>
-      </w:r>
-      <w:r>
-        <w:rPr>
-          <w:rFonts w:hint="eastAsia"/>
-          <w:lang w:val="en-US" w:eastAsia="zh-CN"/>
-        </w:rPr>
-        <w:tab/>
-      </w:r>
-      <w:r>
-        <w:rPr>
-          <w:rFonts w:hint="eastAsia"/>
-          <w:lang w:val="en-US" w:eastAsia="zh-CN"/>
-        </w:rPr>
-        <w:tab/>
-      </w:r>
-      <w:r>
-        <w:rPr>
-          <w:rFonts w:hint="eastAsia"/>
-          <w:lang w:val="en-US" w:eastAsia="zh-CN"/>
-        </w:rPr>
-        <w:tab/>
-      </w:r>
-      <w:r>
-        <w:rPr>
-          <w:rFonts w:hint="eastAsia"/>
-          <w:lang w:val="en-US" w:eastAsia="zh-CN"/>
-        </w:rPr>
-        <w:tab/>
-      </w:r>
-      <w:r>
-        <w:rPr>
-          <w:rFonts w:hint="eastAsia"/>
-          <w:color w:val="588E32" w:themeColor="accent4" w:themeShade="BF"/>
-          <w:lang w:val="en-US" w:eastAsia="zh-CN"/>
-        </w:rPr>
-        <w:t>// 获取间隔(ms)</w:t>
+        <w:t>"address":35,</w:t>
+      </w:r>
+      <w:r>
+        <w:rPr>
+          <w:rFonts w:hint="eastAsia"/>
+          <w:lang w:val="en-US" w:eastAsia="zh-CN"/>
+        </w:rPr>
+        <w:tab/>
+      </w:r>
+      <w:r>
+        <w:rPr>
+          <w:rFonts w:hint="eastAsia"/>
+          <w:lang w:val="en-US" w:eastAsia="zh-CN"/>
+        </w:rPr>
+        <w:tab/>
+      </w:r>
+      <w:r>
+        <w:rPr>
+          <w:rFonts w:hint="eastAsia"/>
+          <w:lang w:val="en-US" w:eastAsia="zh-CN"/>
+        </w:rPr>
+        <w:tab/>
+      </w:r>
+      <w:r>
+        <w:rPr>
+          <w:rFonts w:hint="eastAsia"/>
+          <w:lang w:val="en-US" w:eastAsia="zh-CN"/>
+        </w:rPr>
+        <w:tab/>
+      </w:r>
+      <w:r>
+        <w:rPr>
+          <w:rFonts w:hint="eastAsia"/>
+          <w:lang w:val="en-US" w:eastAsia="zh-CN"/>
+        </w:rPr>
+        <w:tab/>
+      </w:r>
+      <w:r>
+        <w:rPr>
+          <w:rFonts w:hint="eastAsia"/>
+          <w:color w:val="588E32" w:themeColor="accent4" w:themeShade="BF"/>
+          <w:lang w:val="en-US" w:eastAsia="zh-CN"/>
+        </w:rPr>
+        <w:t>// 设备地址</w:t>
       </w:r>
     </w:p>
     <w:p>
@@ -1884,50 +2377,48 @@
         <w:rPr>
           <w:rFonts w:hint="eastAsia"/>
         </w:rPr>
-        <w:t>"address":35,</w:t>
-      </w:r>
-      <w:r>
-        <w:rPr>
-          <w:rFonts w:hint="eastAsia"/>
-          <w:lang w:val="en-US" w:eastAsia="zh-CN"/>
-        </w:rPr>
-        <w:tab/>
-      </w:r>
-      <w:r>
-        <w:rPr>
-          <w:rFonts w:hint="eastAsia"/>
-          <w:lang w:val="en-US" w:eastAsia="zh-CN"/>
-        </w:rPr>
-        <w:tab/>
-      </w:r>
-      <w:r>
-        <w:rPr>
-          <w:rFonts w:hint="eastAsia"/>
-          <w:lang w:val="en-US" w:eastAsia="zh-CN"/>
-        </w:rPr>
-        <w:tab/>
-      </w:r>
-      <w:r>
-        <w:rPr>
-          <w:rFonts w:hint="eastAsia"/>
-          <w:lang w:val="en-US" w:eastAsia="zh-CN"/>
-        </w:rPr>
-        <w:tab/>
-      </w:r>
-      <w:r>
-        <w:rPr>
-          <w:rFonts w:hint="eastAsia"/>
-          <w:lang w:val="en-US" w:eastAsia="zh-CN"/>
-        </w:rPr>
-        <w:tab/>
-      </w:r>
-      <w:r>
-        <w:rPr>
-          <w:rFonts w:hint="eastAsia"/>
-          <w:color w:val="588E32" w:themeColor="accent4" w:themeShade="BF"/>
-          <w:lang w:val="en-US" w:eastAsia="zh-CN"/>
-        </w:rPr>
-        <w:t>// 设备地址</w:t>
+        <w:t>"deviceName":"/dev/i2c-3"</w:t>
+      </w:r>
+      <w:r>
+        <w:rPr>
+          <w:rFonts w:hint="eastAsia"/>
+          <w:lang w:val="en-US" w:eastAsia="zh-CN"/>
+        </w:rPr>
+        <w:tab/>
+      </w:r>
+      <w:r>
+        <w:rPr>
+          <w:rFonts w:hint="eastAsia"/>
+          <w:lang w:val="en-US" w:eastAsia="zh-CN"/>
+        </w:rPr>
+        <w:tab/>
+      </w:r>
+      <w:r>
+        <w:rPr>
+          <w:rFonts w:hint="eastAsia"/>
+          <w:color w:val="588E32" w:themeColor="accent4" w:themeShade="BF"/>
+          <w:lang w:val="en-US" w:eastAsia="zh-CN"/>
+        </w:rPr>
+        <w:t>// 设备名</w:t>
+      </w:r>
+    </w:p>
+    <w:p>
+      <w:pPr>
+        <w:rPr>
+          <w:rFonts w:hint="eastAsia"/>
+        </w:rPr>
+      </w:pPr>
+      <w:r>
+        <w:rPr>
+          <w:rFonts w:hint="eastAsia"/>
+        </w:rPr>
+        <w:tab/>
+      </w:r>
+      <w:r>
+        <w:rPr>
+          <w:rFonts w:hint="eastAsia"/>
+        </w:rPr>
+        <w:t>},</w:t>
       </w:r>
     </w:p>
     <w:p>
@@ -1947,35 +2438,260 @@
         <w:rPr>
           <w:rFonts w:hint="eastAsia"/>
         </w:rPr>
-        <w:tab/>
-      </w:r>
-      <w:r>
-        <w:rPr>
-          <w:rFonts w:hint="eastAsia"/>
-        </w:rPr>
-        <w:t>"deviceName":"/dev/i2c-3"</w:t>
-      </w:r>
-      <w:r>
-        <w:rPr>
-          <w:rFonts w:hint="eastAsia"/>
-          <w:lang w:val="en-US" w:eastAsia="zh-CN"/>
-        </w:rPr>
-        <w:tab/>
-      </w:r>
-      <w:r>
-        <w:rPr>
-          <w:rFonts w:hint="eastAsia"/>
-          <w:lang w:val="en-US" w:eastAsia="zh-CN"/>
-        </w:rPr>
-        <w:tab/>
-      </w:r>
-      <w:r>
-        <w:rPr>
-          <w:rFonts w:hint="eastAsia"/>
-          <w:color w:val="588E32" w:themeColor="accent4" w:themeShade="BF"/>
-          <w:lang w:val="en-US" w:eastAsia="zh-CN"/>
-        </w:rPr>
-        <w:t>// 设备名</w:t>
+        <w:t>"DetectionMode":{</w:t>
+      </w:r>
+      <w:r>
+        <w:rPr>
+          <w:rFonts w:hint="eastAsia"/>
+          <w:lang w:val="en-US" w:eastAsia="zh-CN"/>
+        </w:rPr>
+        <w:tab/>
+      </w:r>
+      <w:r>
+        <w:rPr>
+          <w:rFonts w:hint="eastAsia"/>
+          <w:lang w:val="en-US" w:eastAsia="zh-CN"/>
+        </w:rPr>
+        <w:tab/>
+      </w:r>
+      <w:r>
+        <w:rPr>
+          <w:rFonts w:hint="eastAsia"/>
+          <w:lang w:val="en-US" w:eastAsia="zh-CN"/>
+        </w:rPr>
+        <w:tab/>
+      </w:r>
+      <w:r>
+        <w:rPr>
+          <w:rFonts w:hint="eastAsia"/>
+          <w:lang w:val="en-US" w:eastAsia="zh-CN"/>
+        </w:rPr>
+        <w:tab/>
+      </w:r>
+      <w:r>
+        <w:rPr>
+          <w:rFonts w:hint="eastAsia"/>
+          <w:lang w:val="en-US" w:eastAsia="zh-CN"/>
+        </w:rPr>
+        <w:tab/>
+      </w:r>
+      <w:r>
+        <w:rPr>
+          <w:rFonts w:hint="eastAsia"/>
+          <w:color w:val="588E32" w:themeColor="accent4" w:themeShade="BF"/>
+          <w:lang w:val="en-US" w:eastAsia="zh-CN"/>
+        </w:rPr>
+        <w:t>// 多端联动模块(lura模块)</w:t>
+      </w:r>
+    </w:p>
+    <w:p>
+      <w:pPr>
+        <w:rPr>
+          <w:rFonts w:hint="eastAsia"/>
+        </w:rPr>
+      </w:pPr>
+      <w:r>
+        <w:rPr>
+          <w:rFonts w:hint="eastAsia"/>
+        </w:rPr>
+        <w:tab/>
+      </w:r>
+      <w:r>
+        <w:rPr>
+          <w:rFonts w:hint="eastAsia"/>
+        </w:rPr>
+        <w:tab/>
+      </w:r>
+      <w:r>
+        <w:rPr>
+          <w:rFonts w:hint="eastAsia"/>
+        </w:rPr>
+        <w:t>"portName":"/dev/ttyCH343USB0",</w:t>
+      </w:r>
+      <w:r>
+        <w:rPr>
+          <w:rFonts w:hint="eastAsia"/>
+          <w:color w:val="588E32" w:themeColor="accent4" w:themeShade="BF"/>
+          <w:lang w:val="en-US" w:eastAsia="zh-CN"/>
+        </w:rPr>
+        <w:t>// 串口名</w:t>
+      </w:r>
+    </w:p>
+    <w:p>
+      <w:pPr>
+        <w:rPr>
+          <w:rFonts w:hint="eastAsia"/>
+        </w:rPr>
+      </w:pPr>
+      <w:r>
+        <w:rPr>
+          <w:rFonts w:hint="eastAsia"/>
+        </w:rPr>
+        <w:tab/>
+      </w:r>
+      <w:r>
+        <w:rPr>
+          <w:rFonts w:hint="eastAsia"/>
+        </w:rPr>
+        <w:tab/>
+      </w:r>
+      <w:r>
+        <w:rPr>
+          <w:rFonts w:hint="eastAsia"/>
+        </w:rPr>
+        <w:t>"baudRate":9600,</w:t>
+      </w:r>
+      <w:r>
+        <w:rPr>
+          <w:rFonts w:hint="eastAsia"/>
+          <w:lang w:val="en-US" w:eastAsia="zh-CN"/>
+        </w:rPr>
+        <w:tab/>
+      </w:r>
+      <w:r>
+        <w:rPr>
+          <w:rFonts w:hint="eastAsia"/>
+          <w:lang w:val="en-US" w:eastAsia="zh-CN"/>
+        </w:rPr>
+        <w:tab/>
+      </w:r>
+      <w:r>
+        <w:rPr>
+          <w:rFonts w:hint="eastAsia"/>
+          <w:lang w:val="en-US" w:eastAsia="zh-CN"/>
+        </w:rPr>
+        <w:tab/>
+      </w:r>
+      <w:r>
+        <w:rPr>
+          <w:rFonts w:hint="eastAsia"/>
+          <w:lang w:val="en-US" w:eastAsia="zh-CN"/>
+        </w:rPr>
+        <w:tab/>
+      </w:r>
+      <w:r>
+        <w:rPr>
+          <w:rFonts w:hint="eastAsia"/>
+          <w:color w:val="588E32" w:themeColor="accent4" w:themeShade="BF"/>
+          <w:lang w:val="en-US" w:eastAsia="zh-CN"/>
+        </w:rPr>
+        <w:t>// 波特率</w:t>
+      </w:r>
+    </w:p>
+    <w:p>
+      <w:pPr>
+        <w:rPr>
+          <w:rFonts w:hint="eastAsia"/>
+        </w:rPr>
+      </w:pPr>
+      <w:r>
+        <w:rPr>
+          <w:rFonts w:hint="eastAsia"/>
+        </w:rPr>
+        <w:tab/>
+      </w:r>
+      <w:r>
+        <w:rPr>
+          <w:rFonts w:hint="eastAsia"/>
+        </w:rPr>
+        <w:tab/>
+      </w:r>
+      <w:r>
+        <w:rPr>
+          <w:rFonts w:hint="eastAsia"/>
+        </w:rPr>
+        <w:t>"detectionMode":0,</w:t>
+      </w:r>
+      <w:r>
+        <w:rPr>
+          <w:rFonts w:hint="eastAsia"/>
+          <w:lang w:val="en-US" w:eastAsia="zh-CN"/>
+        </w:rPr>
+        <w:tab/>
+      </w:r>
+      <w:r>
+        <w:rPr>
+          <w:rFonts w:hint="eastAsia"/>
+          <w:lang w:val="en-US" w:eastAsia="zh-CN"/>
+        </w:rPr>
+        <w:tab/>
+      </w:r>
+      <w:r>
+        <w:rPr>
+          <w:rFonts w:hint="eastAsia"/>
+          <w:lang w:val="en-US" w:eastAsia="zh-CN"/>
+        </w:rPr>
+        <w:tab/>
+      </w:r>
+      <w:r>
+        <w:rPr>
+          <w:rFonts w:hint="eastAsia"/>
+          <w:color w:val="588E32" w:themeColor="accent4" w:themeShade="BF"/>
+          <w:lang w:val="en-US" w:eastAsia="zh-CN"/>
+        </w:rPr>
+        <w:t>//  0-主机 1-从机</w:t>
+      </w:r>
+    </w:p>
+    <w:p>
+      <w:pPr>
+        <w:rPr>
+          <w:rFonts w:hint="default"/>
+          <w:lang w:val="en-US"/>
+        </w:rPr>
+      </w:pPr>
+      <w:r>
+        <w:rPr>
+          <w:rFonts w:hint="eastAsia"/>
+        </w:rPr>
+        <w:tab/>
+      </w:r>
+      <w:r>
+        <w:rPr>
+          <w:rFonts w:hint="eastAsia"/>
+        </w:rPr>
+        <w:tab/>
+      </w:r>
+      <w:r>
+        <w:rPr>
+          <w:rFonts w:hint="eastAsia"/>
+        </w:rPr>
+        <w:t>"loopTimer":500</w:t>
+      </w:r>
+      <w:r>
+        <w:rPr>
+          <w:rFonts w:hint="eastAsia"/>
+          <w:lang w:val="en-US" w:eastAsia="zh-CN"/>
+        </w:rPr>
+        <w:tab/>
+      </w:r>
+      <w:r>
+        <w:rPr>
+          <w:rFonts w:hint="eastAsia"/>
+          <w:lang w:val="en-US" w:eastAsia="zh-CN"/>
+        </w:rPr>
+        <w:tab/>
+      </w:r>
+      <w:r>
+        <w:rPr>
+          <w:rFonts w:hint="eastAsia"/>
+          <w:lang w:val="en-US" w:eastAsia="zh-CN"/>
+        </w:rPr>
+        <w:tab/>
+      </w:r>
+      <w:r>
+        <w:rPr>
+          <w:rFonts w:hint="eastAsia"/>
+          <w:lang w:val="en-US" w:eastAsia="zh-CN"/>
+        </w:rPr>
+        <w:tab/>
+      </w:r>
+      <w:r>
+        <w:rPr>
+          <w:rFonts w:hint="eastAsia"/>
+          <w:color w:val="588E32" w:themeColor="accent4" w:themeShade="BF"/>
+          <w:lang w:val="en-US" w:eastAsia="zh-CN"/>
+        </w:rPr>
+        <w:t>// 查找从机的间隔时间(ms)</w:t>
       </w:r>
     </w:p>
     <w:p>
@@ -2000,89 +2716,102 @@
     <w:p>
       <w:pPr>
         <w:rPr>
-          <w:rFonts w:hint="default"/>
-          <w:lang w:val="en-US"/>
-        </w:rPr>
-      </w:pPr>
-      <w:r>
-        <w:rPr>
-          <w:rFonts w:hint="eastAsia"/>
-        </w:rPr>
-        <w:tab/>
-      </w:r>
-      <w:r>
-        <w:rPr>
-          <w:rFonts w:hint="eastAsia"/>
-        </w:rPr>
-        <w:t>"DetectionMode":{</w:t>
-      </w:r>
-      <w:r>
-        <w:rPr>
-          <w:rFonts w:hint="eastAsia"/>
-          <w:lang w:val="en-US" w:eastAsia="zh-CN"/>
-        </w:rPr>
-        <w:tab/>
-      </w:r>
-      <w:r>
-        <w:rPr>
-          <w:rFonts w:hint="eastAsia"/>
-          <w:lang w:val="en-US" w:eastAsia="zh-CN"/>
-        </w:rPr>
-        <w:tab/>
-      </w:r>
-      <w:r>
-        <w:rPr>
-          <w:rFonts w:hint="eastAsia"/>
-          <w:lang w:val="en-US" w:eastAsia="zh-CN"/>
-        </w:rPr>
-        <w:tab/>
-      </w:r>
-      <w:r>
-        <w:rPr>
-          <w:rFonts w:hint="eastAsia"/>
-          <w:lang w:val="en-US" w:eastAsia="zh-CN"/>
-        </w:rPr>
-        <w:tab/>
-      </w:r>
-      <w:r>
-        <w:rPr>
-          <w:rFonts w:hint="eastAsia"/>
-          <w:lang w:val="en-US" w:eastAsia="zh-CN"/>
-        </w:rPr>
-        <w:tab/>
-      </w:r>
-      <w:r>
-        <w:rPr>
-          <w:rFonts w:hint="eastAsia"/>
-          <w:color w:val="588E32" w:themeColor="accent4" w:themeShade="BF"/>
-          <w:lang w:val="en-US" w:eastAsia="zh-CN"/>
-        </w:rPr>
-        <w:t>// 多端联动模块(lura模块)</w:t>
-      </w:r>
-    </w:p>
-    <w:p>
-      <w:pPr>
-        <w:rPr>
-          <w:rFonts w:hint="eastAsia"/>
-        </w:rPr>
-      </w:pPr>
-      <w:r>
-        <w:rPr>
-          <w:rFonts w:hint="eastAsia"/>
-        </w:rPr>
-        <w:tab/>
-      </w:r>
-      <w:r>
-        <w:rPr>
-          <w:rFonts w:hint="eastAsia"/>
-        </w:rPr>
-        <w:tab/>
-      </w:r>
-      <w:r>
-        <w:rPr>
-          <w:rFonts w:hint="eastAsia"/>
-        </w:rPr>
-        <w:t>"portName":"/dev/ttyCH343USB0",</w:t>
+          <w:rFonts w:hint="eastAsia"/>
+        </w:rPr>
+      </w:pPr>
+      <w:r>
+        <w:rPr>
+          <w:rFonts w:hint="eastAsia"/>
+        </w:rPr>
+        <w:tab/>
+      </w:r>
+      <w:r>
+        <w:rPr>
+          <w:rFonts w:hint="eastAsia"/>
+        </w:rPr>
+        <w:t>"Gps":{</w:t>
+      </w:r>
+      <w:r>
+        <w:rPr>
+          <w:rFonts w:hint="eastAsia"/>
+          <w:lang w:val="en-US" w:eastAsia="zh-CN"/>
+        </w:rPr>
+        <w:tab/>
+      </w:r>
+      <w:r>
+        <w:rPr>
+          <w:rFonts w:hint="eastAsia"/>
+          <w:lang w:val="en-US" w:eastAsia="zh-CN"/>
+        </w:rPr>
+        <w:tab/>
+      </w:r>
+      <w:r>
+        <w:rPr>
+          <w:rFonts w:hint="eastAsia"/>
+          <w:lang w:val="en-US" w:eastAsia="zh-CN"/>
+        </w:rPr>
+        <w:tab/>
+      </w:r>
+      <w:r>
+        <w:rPr>
+          <w:rFonts w:hint="eastAsia"/>
+          <w:lang w:val="en-US" w:eastAsia="zh-CN"/>
+        </w:rPr>
+        <w:tab/>
+      </w:r>
+      <w:r>
+        <w:rPr>
+          <w:rFonts w:hint="eastAsia"/>
+          <w:lang w:val="en-US" w:eastAsia="zh-CN"/>
+        </w:rPr>
+        <w:tab/>
+      </w:r>
+      <w:r>
+        <w:rPr>
+          <w:rFonts w:hint="eastAsia"/>
+          <w:lang w:val="en-US" w:eastAsia="zh-CN"/>
+        </w:rPr>
+        <w:tab/>
+      </w:r>
+      <w:r>
+        <w:rPr>
+          <w:rFonts w:hint="eastAsia"/>
+          <w:lang w:val="en-US" w:eastAsia="zh-CN"/>
+        </w:rPr>
+        <w:tab/>
+      </w:r>
+      <w:r>
+        <w:rPr>
+          <w:rFonts w:hint="eastAsia"/>
+          <w:color w:val="588E32" w:themeColor="accent4" w:themeShade="BF"/>
+          <w:lang w:val="en-US" w:eastAsia="zh-CN"/>
+        </w:rPr>
+        <w:t>// gps模块信息</w:t>
+      </w:r>
+    </w:p>
+    <w:p>
+      <w:pPr>
+        <w:rPr>
+          <w:rFonts w:hint="eastAsia"/>
+        </w:rPr>
+      </w:pPr>
+      <w:r>
+        <w:rPr>
+          <w:rFonts w:hint="eastAsia"/>
+        </w:rPr>
+        <w:tab/>
+      </w:r>
+      <w:r>
+        <w:rPr>
+          <w:rFonts w:hint="eastAsia"/>
+        </w:rPr>
+        <w:tab/>
+      </w:r>
+      <w:r>
+        <w:rPr>
+          <w:rFonts w:hint="eastAsia"/>
+        </w:rPr>
+        <w:t>"portName":"/dev/ttyCH343USB3",</w:t>
       </w:r>
       <w:r>
         <w:rPr>
@@ -2115,14 +2844,7 @@
         <w:rPr>
           <w:rFonts w:hint="eastAsia"/>
         </w:rPr>
-        <w:t>"baudRate":9600,</w:t>
-      </w:r>
-      <w:r>
-        <w:rPr>
-          <w:rFonts w:hint="eastAsia"/>
-          <w:lang w:val="en-US" w:eastAsia="zh-CN"/>
-        </w:rPr>
-        <w:tab/>
+        <w:t>"baudRate":115200</w:t>
       </w:r>
       <w:r>
         <w:rPr>
@@ -2170,286 +2892,333 @@
         <w:rPr>
           <w:rFonts w:hint="eastAsia"/>
         </w:rPr>
-        <w:tab/>
-      </w:r>
-      <w:r>
-        <w:rPr>
-          <w:rFonts w:hint="eastAsia"/>
-        </w:rPr>
-        <w:t>"detectionMode":0,</w:t>
-      </w:r>
-      <w:r>
-        <w:rPr>
-          <w:rFonts w:hint="eastAsia"/>
-          <w:lang w:val="en-US" w:eastAsia="zh-CN"/>
-        </w:rPr>
-        <w:tab/>
-      </w:r>
-      <w:r>
-        <w:rPr>
-          <w:rFonts w:hint="eastAsia"/>
-          <w:lang w:val="en-US" w:eastAsia="zh-CN"/>
-        </w:rPr>
-        <w:tab/>
-      </w:r>
-      <w:r>
-        <w:rPr>
-          <w:rFonts w:hint="eastAsia"/>
-          <w:lang w:val="en-US" w:eastAsia="zh-CN"/>
-        </w:rPr>
-        <w:tab/>
-      </w:r>
-      <w:r>
-        <w:rPr>
-          <w:rFonts w:hint="eastAsia"/>
-          <w:color w:val="588E32" w:themeColor="accent4" w:themeShade="BF"/>
-          <w:lang w:val="en-US" w:eastAsia="zh-CN"/>
-        </w:rPr>
-        <w:t>//  0-主机 1-从机</w:t>
-      </w:r>
-    </w:p>
-    <w:p>
-      <w:pPr>
-        <w:rPr>
-          <w:rFonts w:hint="default"/>
-          <w:lang w:val="en-US"/>
-        </w:rPr>
-      </w:pPr>
-      <w:r>
-        <w:rPr>
-          <w:rFonts w:hint="eastAsia"/>
-        </w:rPr>
-        <w:tab/>
-      </w:r>
-      <w:r>
-        <w:rPr>
-          <w:rFonts w:hint="eastAsia"/>
-        </w:rPr>
-        <w:tab/>
-      </w:r>
-      <w:r>
-        <w:rPr>
-          <w:rFonts w:hint="eastAsia"/>
-        </w:rPr>
-        <w:t>"loopTimer":500</w:t>
-      </w:r>
-      <w:r>
-        <w:rPr>
-          <w:rFonts w:hint="eastAsia"/>
-          <w:lang w:val="en-US" w:eastAsia="zh-CN"/>
-        </w:rPr>
-        <w:tab/>
-      </w:r>
-      <w:r>
-        <w:rPr>
-          <w:rFonts w:hint="eastAsia"/>
-          <w:lang w:val="en-US" w:eastAsia="zh-CN"/>
-        </w:rPr>
-        <w:tab/>
-      </w:r>
-      <w:r>
-        <w:rPr>
-          <w:rFonts w:hint="eastAsia"/>
-          <w:lang w:val="en-US" w:eastAsia="zh-CN"/>
-        </w:rPr>
-        <w:tab/>
-      </w:r>
-      <w:r>
-        <w:rPr>
-          <w:rFonts w:hint="eastAsia"/>
-          <w:lang w:val="en-US" w:eastAsia="zh-CN"/>
-        </w:rPr>
-        <w:tab/>
-      </w:r>
-      <w:r>
-        <w:rPr>
-          <w:rFonts w:hint="eastAsia"/>
-          <w:color w:val="588E32" w:themeColor="accent4" w:themeShade="BF"/>
-          <w:lang w:val="en-US" w:eastAsia="zh-CN"/>
-        </w:rPr>
-        <w:t>// 查找从机的间隔时间(ms)</w:t>
-      </w:r>
-    </w:p>
-    <w:p>
-      <w:pPr>
-        <w:rPr>
-          <w:rFonts w:hint="eastAsia"/>
-        </w:rPr>
-      </w:pPr>
-      <w:r>
-        <w:rPr>
-          <w:rFonts w:hint="eastAsia"/>
-        </w:rPr>
-        <w:tab/>
-      </w:r>
-      <w:r>
-        <w:rPr>
-          <w:rFonts w:hint="eastAsia"/>
-        </w:rPr>
         <w:t>},</w:t>
       </w:r>
     </w:p>
     <w:p>
       <w:pPr>
         <w:rPr>
-          <w:rFonts w:hint="eastAsia"/>
-        </w:rPr>
-      </w:pPr>
-      <w:r>
-        <w:rPr>
-          <w:rFonts w:hint="eastAsia"/>
-        </w:rPr>
-        <w:tab/>
-      </w:r>
-      <w:r>
-        <w:rPr>
-          <w:rFonts w:hint="eastAsia"/>
-        </w:rPr>
-        <w:t>"Gps":{</w:t>
-      </w:r>
-      <w:r>
-        <w:rPr>
-          <w:rFonts w:hint="eastAsia"/>
-          <w:lang w:val="en-US" w:eastAsia="zh-CN"/>
-        </w:rPr>
-        <w:tab/>
-      </w:r>
-      <w:r>
-        <w:rPr>
-          <w:rFonts w:hint="eastAsia"/>
-          <w:lang w:val="en-US" w:eastAsia="zh-CN"/>
-        </w:rPr>
-        <w:tab/>
-      </w:r>
-      <w:r>
-        <w:rPr>
-          <w:rFonts w:hint="eastAsia"/>
-          <w:lang w:val="en-US" w:eastAsia="zh-CN"/>
-        </w:rPr>
-        <w:tab/>
-      </w:r>
-      <w:r>
-        <w:rPr>
-          <w:rFonts w:hint="eastAsia"/>
-          <w:lang w:val="en-US" w:eastAsia="zh-CN"/>
-        </w:rPr>
-        <w:tab/>
-      </w:r>
-      <w:r>
-        <w:rPr>
-          <w:rFonts w:hint="eastAsia"/>
-          <w:lang w:val="en-US" w:eastAsia="zh-CN"/>
-        </w:rPr>
-        <w:tab/>
-      </w:r>
-      <w:r>
-        <w:rPr>
-          <w:rFonts w:hint="eastAsia"/>
-          <w:lang w:val="en-US" w:eastAsia="zh-CN"/>
-        </w:rPr>
-        <w:tab/>
-      </w:r>
-      <w:r>
-        <w:rPr>
-          <w:rFonts w:hint="eastAsia"/>
-          <w:lang w:val="en-US" w:eastAsia="zh-CN"/>
-        </w:rPr>
-        <w:tab/>
-      </w:r>
-      <w:r>
-        <w:rPr>
-          <w:rFonts w:hint="eastAsia"/>
-          <w:color w:val="588E32" w:themeColor="accent4" w:themeShade="BF"/>
-          <w:lang w:val="en-US" w:eastAsia="zh-CN"/>
-        </w:rPr>
-        <w:t>// gps模块信息</w:t>
-      </w:r>
-    </w:p>
-    <w:p>
-      <w:pPr>
-        <w:rPr>
-          <w:rFonts w:hint="eastAsia"/>
-        </w:rPr>
-      </w:pPr>
-      <w:r>
-        <w:rPr>
-          <w:rFonts w:hint="eastAsia"/>
-        </w:rPr>
-        <w:tab/>
-      </w:r>
-      <w:r>
-        <w:rPr>
-          <w:rFonts w:hint="eastAsia"/>
-        </w:rPr>
-        <w:tab/>
-      </w:r>
-      <w:r>
-        <w:rPr>
-          <w:rFonts w:hint="eastAsia"/>
-        </w:rPr>
-        <w:t>"portName":"/dev/ttyCH343USB3",</w:t>
-      </w:r>
-      <w:r>
-        <w:rPr>
-          <w:rFonts w:hint="eastAsia"/>
-          <w:color w:val="588E32" w:themeColor="accent4" w:themeShade="BF"/>
-          <w:lang w:val="en-US" w:eastAsia="zh-CN"/>
-        </w:rPr>
-        <w:t>// 串口名</w:t>
-      </w:r>
-    </w:p>
-    <w:p>
-      <w:pPr>
-        <w:rPr>
-          <w:rFonts w:hint="eastAsia"/>
-        </w:rPr>
-      </w:pPr>
-      <w:r>
-        <w:rPr>
-          <w:rFonts w:hint="eastAsia"/>
-        </w:rPr>
-        <w:tab/>
-      </w:r>
-      <w:r>
-        <w:rPr>
-          <w:rFonts w:hint="eastAsia"/>
-        </w:rPr>
-        <w:tab/>
-      </w:r>
-      <w:r>
-        <w:rPr>
-          <w:rFonts w:hint="eastAsia"/>
-        </w:rPr>
-        <w:t>"baudRate":115200</w:t>
-      </w:r>
-      <w:r>
-        <w:rPr>
-          <w:rFonts w:hint="eastAsia"/>
-          <w:lang w:val="en-US" w:eastAsia="zh-CN"/>
-        </w:rPr>
-        <w:tab/>
-      </w:r>
-      <w:r>
-        <w:rPr>
-          <w:rFonts w:hint="eastAsia"/>
-          <w:lang w:val="en-US" w:eastAsia="zh-CN"/>
-        </w:rPr>
-        <w:tab/>
-      </w:r>
-      <w:r>
-        <w:rPr>
-          <w:rFonts w:hint="eastAsia"/>
-          <w:lang w:val="en-US" w:eastAsia="zh-CN"/>
-        </w:rPr>
-        <w:tab/>
-      </w:r>
-      <w:r>
-        <w:rPr>
-          <w:rFonts w:hint="eastAsia"/>
-          <w:color w:val="588E32" w:themeColor="accent4" w:themeShade="BF"/>
-          <w:lang w:val="en-US" w:eastAsia="zh-CN"/>
-        </w:rPr>
-        <w:t>// 波特率</w:t>
+          <w:rFonts w:hint="default" w:eastAsiaTheme="minorEastAsia"/>
+          <w:lang w:val="en-US" w:eastAsia="zh-CN"/>
+        </w:rPr>
+      </w:pPr>
+      <w:r>
+        <w:rPr>
+          <w:rFonts w:hint="eastAsia"/>
+        </w:rPr>
+        <w:tab/>
+      </w:r>
+      <w:r>
+        <w:rPr>
+          <w:rFonts w:hint="eastAsia"/>
+        </w:rPr>
+        <w:t>"APlayer":{</w:t>
+      </w:r>
+      <w:r>
+        <w:rPr>
+          <w:rFonts w:hint="eastAsia"/>
+          <w:lang w:val="en-US" w:eastAsia="zh-CN"/>
+        </w:rPr>
+        <w:tab/>
+      </w:r>
+      <w:r>
+        <w:rPr>
+          <w:rFonts w:hint="eastAsia"/>
+          <w:lang w:val="en-US" w:eastAsia="zh-CN"/>
+        </w:rPr>
+        <w:tab/>
+      </w:r>
+      <w:r>
+        <w:rPr>
+          <w:rFonts w:hint="eastAsia"/>
+          <w:lang w:val="en-US" w:eastAsia="zh-CN"/>
+        </w:rPr>
+        <w:tab/>
+      </w:r>
+      <w:r>
+        <w:rPr>
+          <w:rFonts w:hint="eastAsia"/>
+          <w:lang w:val="en-US" w:eastAsia="zh-CN"/>
+        </w:rPr>
+        <w:tab/>
+      </w:r>
+      <w:r>
+        <w:rPr>
+          <w:rFonts w:hint="eastAsia"/>
+          <w:lang w:val="en-US" w:eastAsia="zh-CN"/>
+        </w:rPr>
+        <w:tab/>
+      </w:r>
+      <w:r>
+        <w:rPr>
+          <w:rFonts w:hint="eastAsia"/>
+          <w:lang w:val="en-US" w:eastAsia="zh-CN"/>
+        </w:rPr>
+        <w:tab/>
+      </w:r>
+      <w:r>
+        <w:rPr>
+          <w:rFonts w:hint="eastAsia"/>
+          <w:color w:val="588E32" w:themeColor="accent4" w:themeShade="BF"/>
+          <w:lang w:val="en-US" w:eastAsia="zh-CN"/>
+        </w:rPr>
+        <w:t>// 预设的音频列表</w:t>
+      </w:r>
+    </w:p>
+    <w:p>
+      <w:pPr>
+        <w:rPr>
+          <w:rFonts w:hint="eastAsia"/>
+        </w:rPr>
+      </w:pPr>
+      <w:r>
+        <w:rPr>
+          <w:rFonts w:hint="eastAsia"/>
+        </w:rPr>
+        <w:tab/>
+      </w:r>
+      <w:r>
+        <w:rPr>
+          <w:rFonts w:hint="eastAsia"/>
+        </w:rPr>
+        <w:tab/>
+      </w:r>
+      <w:r>
+        <w:rPr>
+          <w:rFonts w:hint="eastAsia"/>
+        </w:rPr>
+        <w:t>"port":8888,</w:t>
+      </w:r>
+    </w:p>
+    <w:p>
+      <w:pPr>
+        <w:rPr>
+          <w:rFonts w:hint="default" w:eastAsiaTheme="minorEastAsia"/>
+          <w:lang w:val="en-US" w:eastAsia="zh-CN"/>
+        </w:rPr>
+      </w:pPr>
+      <w:r>
+        <w:rPr>
+          <w:rFonts w:hint="eastAsia"/>
+        </w:rPr>
+        <w:tab/>
+      </w:r>
+      <w:r>
+        <w:rPr>
+          <w:rFonts w:hint="eastAsia"/>
+        </w:rPr>
+        <w:tab/>
+      </w:r>
+      <w:r>
+        <w:rPr>
+          <w:rFonts w:hint="eastAsia"/>
+        </w:rPr>
+        <w:t>"playList":[</w:t>
+      </w:r>
+      <w:r>
+        <w:rPr>
+          <w:rFonts w:hint="eastAsia"/>
+          <w:lang w:val="en-US" w:eastAsia="zh-CN"/>
+        </w:rPr>
+        <w:tab/>
+      </w:r>
+      <w:r>
+        <w:rPr>
+          <w:rFonts w:hint="eastAsia"/>
+          <w:lang w:val="en-US" w:eastAsia="zh-CN"/>
+        </w:rPr>
+        <w:tab/>
+      </w:r>
+      <w:r>
+        <w:rPr>
+          <w:rFonts w:hint="eastAsia"/>
+          <w:lang w:val="en-US" w:eastAsia="zh-CN"/>
+        </w:rPr>
+        <w:tab/>
+      </w:r>
+      <w:r>
+        <w:rPr>
+          <w:rFonts w:hint="eastAsia"/>
+          <w:lang w:val="en-US" w:eastAsia="zh-CN"/>
+        </w:rPr>
+        <w:tab/>
+      </w:r>
+      <w:r>
+        <w:rPr>
+          <w:rFonts w:hint="eastAsia"/>
+          <w:lang w:val="en-US" w:eastAsia="zh-CN"/>
+        </w:rPr>
+        <w:tab/>
+      </w:r>
+      <w:r>
+        <w:rPr>
+          <w:rFonts w:hint="eastAsia"/>
+          <w:color w:val="588E32" w:themeColor="accent4" w:themeShade="BF"/>
+          <w:lang w:val="en-US" w:eastAsia="zh-CN"/>
+        </w:rPr>
+        <w:t>// 音频模块徐预设文件</w:t>
+      </w:r>
+    </w:p>
+    <w:p>
+      <w:pPr>
+        <w:rPr>
+          <w:rFonts w:hint="default" w:eastAsiaTheme="minorEastAsia"/>
+          <w:lang w:val="en-US" w:eastAsia="zh-CN"/>
+        </w:rPr>
+      </w:pPr>
+      <w:r>
+        <w:rPr>
+          <w:rFonts w:hint="eastAsia"/>
+        </w:rPr>
+        <w:tab/>
+      </w:r>
+      <w:r>
+        <w:rPr>
+          <w:rFonts w:hint="eastAsia"/>
+        </w:rPr>
+        <w:tab/>
+      </w:r>
+      <w:r>
+        <w:rPr>
+          <w:rFonts w:hint="eastAsia"/>
+        </w:rPr>
+        <w:tab/>
+      </w:r>
+      <w:r>
+        <w:rPr>
+          <w:rFonts w:hint="eastAsia"/>
+        </w:rPr>
+        <w:t>"1.pcm",</w:t>
+      </w:r>
+      <w:r>
+        <w:rPr>
+          <w:rFonts w:hint="eastAsia"/>
+          <w:lang w:val="en-US" w:eastAsia="zh-CN"/>
+        </w:rPr>
+        <w:tab/>
+      </w:r>
+      <w:r>
+        <w:rPr>
+          <w:rFonts w:hint="eastAsia"/>
+          <w:lang w:val="en-US" w:eastAsia="zh-CN"/>
+        </w:rPr>
+        <w:tab/>
+      </w:r>
+      <w:r>
+        <w:rPr>
+          <w:rFonts w:hint="eastAsia"/>
+          <w:lang w:val="en-US" w:eastAsia="zh-CN"/>
+        </w:rPr>
+        <w:tab/>
+      </w:r>
+      <w:r>
+        <w:rPr>
+          <w:rFonts w:hint="eastAsia"/>
+          <w:lang w:val="en-US" w:eastAsia="zh-CN"/>
+        </w:rPr>
+        <w:tab/>
+      </w:r>
+      <w:r>
+        <w:rPr>
+          <w:rFonts w:hint="eastAsia"/>
+          <w:lang w:val="en-US" w:eastAsia="zh-CN"/>
+        </w:rPr>
+        <w:tab/>
+      </w:r>
+      <w:r>
+        <w:rPr>
+          <w:rFonts w:hint="eastAsia"/>
+          <w:color w:val="588E32" w:themeColor="accent4" w:themeShade="BF"/>
+          <w:lang w:val="en-US" w:eastAsia="zh-CN"/>
+        </w:rPr>
+        <w:t>// 下标从0开始调用播放</w:t>
+      </w:r>
+    </w:p>
+    <w:p>
+      <w:pPr>
+        <w:rPr>
+          <w:rFonts w:hint="eastAsia"/>
+        </w:rPr>
+      </w:pPr>
+      <w:r>
+        <w:rPr>
+          <w:rFonts w:hint="eastAsia"/>
+        </w:rPr>
+        <w:tab/>
+      </w:r>
+      <w:r>
+        <w:rPr>
+          <w:rFonts w:hint="eastAsia"/>
+        </w:rPr>
+        <w:tab/>
+      </w:r>
+      <w:r>
+        <w:rPr>
+          <w:rFonts w:hint="eastAsia"/>
+        </w:rPr>
+        <w:tab/>
+      </w:r>
+      <w:r>
+        <w:rPr>
+          <w:rFonts w:hint="eastAsia"/>
+        </w:rPr>
+        <w:t>"2.pcm",</w:t>
+      </w:r>
+    </w:p>
+    <w:p>
+      <w:pPr>
+        <w:rPr>
+          <w:rFonts w:hint="eastAsia"/>
+        </w:rPr>
+      </w:pPr>
+      <w:r>
+        <w:rPr>
+          <w:rFonts w:hint="eastAsia"/>
+        </w:rPr>
+        <w:tab/>
+      </w:r>
+      <w:r>
+        <w:rPr>
+          <w:rFonts w:hint="eastAsia"/>
+        </w:rPr>
+        <w:tab/>
+      </w:r>
+      <w:r>
+        <w:rPr>
+          <w:rFonts w:hint="eastAsia"/>
+        </w:rPr>
+        <w:tab/>
+      </w:r>
+      <w:r>
+        <w:rPr>
+          <w:rFonts w:hint="eastAsia"/>
+        </w:rPr>
+        <w:t>"3.pcm"</w:t>
+      </w:r>
+    </w:p>
+    <w:p>
+      <w:pPr>
+        <w:rPr>
+          <w:rFonts w:hint="eastAsia"/>
+        </w:rPr>
+      </w:pPr>
+      <w:r>
+        <w:rPr>
+          <w:rFonts w:hint="eastAsia"/>
+        </w:rPr>
+        <w:tab/>
+      </w:r>
+      <w:r>
+        <w:rPr>
+          <w:rFonts w:hint="eastAsia"/>
+        </w:rPr>
+        <w:tab/>
+      </w:r>
+      <w:r>
+        <w:rPr>
+          <w:rFonts w:hint="eastAsia"/>
+        </w:rPr>
+        <w:t>]</w:t>
       </w:r>
     </w:p>
     <w:p>
